--- a/大三上/数据库系统/PPT/数据库最后一课.docx
+++ b/大三上/数据库系统/PPT/数据库最后一课.docx
@@ -113,166 +113,81 @@
         <w:rPr>
           <w:rFonts w:ascii="霞鹜文楷" w:eastAsia="霞鹜文楷" w:hAnsi="霞鹜文楷" w:hint="eastAsia"/>
         </w:rPr>
-        <w:t>过渡到关系型数据库，优势在于更常用；数据库系统的组成部分（</w:t>
-      </w:r>
-      <w:r>
-        <w:rPr>
-          <w:rFonts w:ascii="霞鹜文楷" w:eastAsia="霞鹜文楷" w:hAnsi="霞鹜文楷"/>
-        </w:rPr>
-        <w:t>data model）</w:t>
-      </w:r>
-      <w:r>
-        <w:rPr>
-          <w:rFonts w:ascii="霞鹜文楷" w:eastAsia="霞鹜文楷" w:hAnsi="霞鹜文楷" w:hint="eastAsia"/>
-        </w:rPr>
-        <w:t>，数据库语言（定义、操纵、控制），SQL语言三种语言都包含到</w:t>
-      </w:r>
-      <w:r>
-        <w:rPr>
-          <w:rFonts w:ascii="霞鹜文楷" w:eastAsia="霞鹜文楷" w:hAnsi="霞鹜文楷" w:hint="eastAsia"/>
-        </w:rPr>
-        <w:t>；两种DML类型</w:t>
-      </w:r>
-      <w:r>
-        <w:rPr>
-          <w:rFonts w:ascii="霞鹜文楷" w:eastAsia="霞鹜文楷" w:hAnsi="霞鹜文楷" w:hint="eastAsia"/>
-        </w:rPr>
-        <w:t>（主要是非过程形DML）；三层体系架构；后面就不用看了</w:t>
+        <w:t>过渡到关系型数据库，</w:t>
+      </w:r>
+      <w:r>
+        <w:rPr>
+          <w:rFonts w:ascii="霞鹜文楷" w:eastAsia="霞鹜文楷" w:hAnsi="霞鹜文楷" w:hint="eastAsia"/>
+          <w:b/>
+          <w:bCs/>
+        </w:rPr>
+        <w:t>优势在于更常用</w:t>
+      </w:r>
+      <w:r>
+        <w:rPr>
+          <w:rFonts w:ascii="霞鹜文楷" w:eastAsia="霞鹜文楷" w:hAnsi="霞鹜文楷" w:hint="eastAsia"/>
+        </w:rPr>
+        <w:t>；</w:t>
       </w:r>
     </w:p>
     <w:p>
       <w:pPr>
         <w:rPr>
-          <w:rFonts w:ascii="霞鹜文楷" w:eastAsia="霞鹜文楷" w:hAnsi="霞鹜文楷" w:hint="eastAsia"/>
-          <w:b/>
-          <w:bCs/>
-          <w:color w:val="EE0000"/>
+          <w:rFonts w:ascii="霞鹜文楷" w:eastAsia="霞鹜文楷" w:hAnsi="霞鹜文楷"/>
         </w:rPr>
       </w:pPr>
       <w:r>
         <w:rPr>
           <w:rFonts w:ascii="霞鹜文楷" w:eastAsia="霞鹜文楷" w:hAnsi="霞鹜文楷" w:hint="eastAsia"/>
-          <w:b/>
-          <w:bCs/>
-        </w:rPr>
-        <w:t>2. RDBMS intro</w:t>
-      </w:r>
-      <w:r>
-        <w:rPr>
-          <w:rFonts w:ascii="霞鹜文楷" w:eastAsia="霞鹜文楷" w:hAnsi="霞鹜文楷" w:hint="eastAsia"/>
-        </w:rPr>
-        <w:t>：这个章节主要讲的是</w:t>
-      </w:r>
-      <w:r>
-        <w:rPr>
-          <w:rFonts w:ascii="霞鹜文楷" w:eastAsia="霞鹜文楷" w:hAnsi="霞鹜文楷" w:hint="eastAsia"/>
-          <w:b/>
-          <w:bCs/>
-        </w:rPr>
-        <w:t>数据模型</w:t>
-      </w:r>
-      <w:r>
-        <w:rPr>
-          <w:rFonts w:ascii="霞鹜文楷" w:eastAsia="霞鹜文楷" w:hAnsi="霞鹜文楷" w:hint="eastAsia"/>
-        </w:rPr>
-        <w:t>，“主键，候选键，外健，数据约束”，模式=属性的集合，状态：整体的数据（经常改变）；</w:t>
-      </w:r>
-      <w:r>
-        <w:rPr>
-          <w:rFonts w:ascii="霞鹜文楷" w:eastAsia="霞鹜文楷" w:hAnsi="霞鹜文楷" w:hint="eastAsia"/>
-          <w:b/>
-          <w:bCs/>
-        </w:rPr>
-        <w:t>超级键</w:t>
-      </w:r>
-      <w:r>
-        <w:rPr>
-          <w:rFonts w:ascii="霞鹜文楷" w:eastAsia="霞鹜文楷" w:hAnsi="霞鹜文楷" w:hint="eastAsia"/>
-        </w:rPr>
-        <w:t>：</w:t>
-      </w:r>
-      <w:r>
-        <w:rPr>
-          <w:rFonts w:ascii="霞鹜文楷" w:eastAsia="霞鹜文楷" w:hAnsi="霞鹜文楷" w:hint="eastAsia"/>
-        </w:rPr>
-        <w:t>唯一确定一行都是超级键；</w:t>
-      </w:r>
-      <w:r>
-        <w:rPr>
-          <w:rFonts w:ascii="霞鹜文楷" w:eastAsia="霞鹜文楷" w:hAnsi="霞鹜文楷" w:hint="eastAsia"/>
-          <w:b/>
-          <w:bCs/>
-        </w:rPr>
-        <w:t>Candidate key</w:t>
-      </w:r>
-      <w:r>
-        <w:rPr>
-          <w:rFonts w:ascii="霞鹜文楷" w:eastAsia="霞鹜文楷" w:hAnsi="霞鹜文楷" w:hint="eastAsia"/>
-        </w:rPr>
-        <w:t>（候选键）：最小化原则；</w:t>
-      </w:r>
-      <w:r>
-        <w:rPr>
-          <w:rFonts w:ascii="霞鹜文楷" w:eastAsia="霞鹜文楷" w:hAnsi="霞鹜文楷" w:hint="eastAsia"/>
-          <w:b/>
-          <w:bCs/>
-        </w:rPr>
-        <w:t>主键</w:t>
-      </w:r>
-      <w:r>
-        <w:rPr>
-          <w:rFonts w:ascii="霞鹜文楷" w:eastAsia="霞鹜文楷" w:hAnsi="霞鹜文楷" w:hint="eastAsia"/>
-        </w:rPr>
-        <w:t>：键值&amp;物理地址；</w:t>
-      </w:r>
-      <w:r>
-        <w:rPr>
-          <w:rFonts w:ascii="霞鹜文楷" w:eastAsia="霞鹜文楷" w:hAnsi="霞鹜文楷" w:hint="eastAsia"/>
-          <w:b/>
-          <w:bCs/>
-        </w:rPr>
-        <w:t>外键</w:t>
-      </w:r>
-      <w:r>
-        <w:rPr>
-          <w:rFonts w:ascii="霞鹜文楷" w:eastAsia="霞鹜文楷" w:hAnsi="霞鹜文楷" w:hint="eastAsia"/>
-        </w:rPr>
-        <w:t>：受约束，建立表间关联；</w:t>
-      </w:r>
-      <w:r>
-        <w:rPr>
-          <w:rFonts w:ascii="霞鹜文楷" w:eastAsia="霞鹜文楷" w:hAnsi="霞鹜文楷" w:hint="eastAsia"/>
-          <w:b/>
-          <w:bCs/>
-        </w:rPr>
-        <w:t>数据约束</w:t>
-      </w:r>
-      <w:r>
-        <w:rPr>
-          <w:rFonts w:ascii="霞鹜文楷" w:eastAsia="霞鹜文楷" w:hAnsi="霞鹜文楷" w:hint="eastAsia"/>
-        </w:rPr>
-        <w:t>：</w:t>
-      </w:r>
-      <w:r>
-        <w:rPr>
-          <w:rFonts w:ascii="霞鹜文楷" w:eastAsia="霞鹜文楷" w:hAnsi="霞鹜文楷" w:hint="eastAsia"/>
-        </w:rPr>
-        <w:t xml:space="preserve">几种约束 —— </w:t>
-      </w:r>
-      <w:r>
-        <w:rPr>
-          <w:rFonts w:ascii="霞鹜文楷" w:eastAsia="霞鹜文楷" w:hAnsi="霞鹜文楷" w:hint="eastAsia"/>
-          <w:b/>
-          <w:bCs/>
-          <w:color w:val="EE0000"/>
-        </w:rPr>
-        <w:t>知道意思就不用看了</w:t>
+        </w:rPr>
+        <w:t>数据库系统的组成部分（</w:t>
+      </w:r>
+      <w:r>
+        <w:rPr>
+          <w:rFonts w:ascii="霞鹜文楷" w:eastAsia="霞鹜文楷" w:hAnsi="霞鹜文楷"/>
+        </w:rPr>
+        <w:t>data model）</w:t>
+      </w:r>
+      <w:r>
+        <w:rPr>
+          <w:rFonts w:ascii="霞鹜文楷" w:eastAsia="霞鹜文楷" w:hAnsi="霞鹜文楷" w:hint="eastAsia"/>
+        </w:rPr>
+        <w:t>，数据库语言（定义、操纵、控制），SQL语言三种语言都包含到</w:t>
+      </w:r>
+      <w:r>
+        <w:rPr>
+          <w:rFonts w:ascii="霞鹜文楷" w:eastAsia="霞鹜文楷" w:hAnsi="霞鹜文楷" w:hint="eastAsia"/>
+        </w:rPr>
+        <w:t>；两种DML类型</w:t>
+      </w:r>
+      <w:r>
+        <w:rPr>
+          <w:rFonts w:ascii="霞鹜文楷" w:eastAsia="霞鹜文楷" w:hAnsi="霞鹜文楷" w:hint="eastAsia"/>
+        </w:rPr>
+        <w:t>（主要是非过程形DML）；</w:t>
+      </w:r>
+      <w:r>
+        <w:rPr>
+          <w:rFonts w:ascii="霞鹜文楷" w:eastAsia="霞鹜文楷" w:hAnsi="霞鹜文楷" w:hint="eastAsia"/>
+          <w:b/>
+          <w:bCs/>
+        </w:rPr>
+        <w:t>三层体系架构</w:t>
+      </w:r>
+      <w:r>
+        <w:rPr>
+          <w:rFonts w:ascii="霞鹜文楷" w:eastAsia="霞鹜文楷" w:hAnsi="霞鹜文楷" w:hint="eastAsia"/>
+        </w:rPr>
+        <w:t>；后面就不用看了</w:t>
       </w:r>
     </w:p>
     <w:p>
       <w:pPr>
         <w:rPr>
           <w:rFonts w:ascii="霞鹜文楷" w:eastAsia="霞鹜文楷" w:hAnsi="霞鹜文楷"/>
+          <w:b/>
+          <w:bCs/>
+          <w:color w:val="EE0000"/>
         </w:rPr>
       </w:pPr>
       <w:r>
@@ -281,7 +196,35 @@
           <w:b/>
           <w:bCs/>
         </w:rPr>
-        <w:t>3. SQL 基础</w:t>
+        <w:t>2. RDBMS intro</w:t>
+      </w:r>
+      <w:r>
+        <w:rPr>
+          <w:rFonts w:ascii="霞鹜文楷" w:eastAsia="霞鹜文楷" w:hAnsi="霞鹜文楷" w:hint="eastAsia"/>
+        </w:rPr>
+        <w:t>：这个章节主要讲的是</w:t>
+      </w:r>
+      <w:r>
+        <w:rPr>
+          <w:rFonts w:ascii="霞鹜文楷" w:eastAsia="霞鹜文楷" w:hAnsi="霞鹜文楷" w:hint="eastAsia"/>
+          <w:b/>
+          <w:bCs/>
+        </w:rPr>
+        <w:t>数据模型</w:t>
+      </w:r>
+      <w:r>
+        <w:rPr>
+          <w:rFonts w:ascii="霞鹜文楷" w:eastAsia="霞鹜文楷" w:hAnsi="霞鹜文楷" w:hint="eastAsia"/>
+        </w:rPr>
+        <w:t>，“主键，候选键，外健，数据约束”，模式=属性的集合，状态：整体的数据（经常改变）；</w:t>
+      </w:r>
+      <w:r>
+        <w:rPr>
+          <w:rFonts w:ascii="霞鹜文楷" w:eastAsia="霞鹜文楷" w:hAnsi="霞鹜文楷" w:hint="eastAsia"/>
+          <w:b/>
+          <w:bCs/>
+        </w:rPr>
+        <w:t>超级键</w:t>
       </w:r>
       <w:r>
         <w:rPr>
@@ -293,51 +236,78 @@
         <w:rPr>
           <w:rFonts w:ascii="霞鹜文楷" w:eastAsia="霞鹜文楷" w:hAnsi="霞鹜文楷" w:hint="eastAsia"/>
         </w:rPr>
-        <w:t>会用</w:t>
-      </w:r>
-      <w:r>
-        <w:rPr>
-          <w:rFonts w:ascii="霞鹜文楷" w:eastAsia="霞鹜文楷" w:hAnsi="霞鹜文楷" w:hint="eastAsia"/>
-        </w:rPr>
-        <w:t>！</w:t>
-      </w:r>
-      <w:r>
-        <w:rPr>
-          <w:rFonts w:ascii="霞鹜文楷" w:eastAsia="霞鹜文楷" w:hAnsi="霞鹜文楷" w:hint="eastAsia"/>
-        </w:rPr>
-        <w:t>like这些，前面基础要掌握，多表是难点，</w:t>
-      </w:r>
-      <w:r>
-        <w:rPr>
-          <w:rFonts w:ascii="霞鹜文楷" w:eastAsia="霞鹜文楷" w:hAnsi="霞鹜文楷" w:hint="eastAsia"/>
-          <w:b/>
-          <w:bCs/>
-        </w:rPr>
-        <w:t>一个是搜索，一个是连接，</w:t>
-      </w:r>
-      <w:r>
-        <w:rPr>
-          <w:rFonts w:ascii="霞鹜文楷" w:eastAsia="霞鹜文楷" w:hAnsi="霞鹜文楷" w:hint="eastAsia"/>
-        </w:rPr>
-        <w:t>嵌套查询可能更高效，只说对错都一样，用最习惯的方法；自己跟自己joint；嵌套查询要注意 in 前和in 后要一致；相关性查询；操作符相关；PPT36页好多种写法，第53页相关性查询，存在意味着这是一个松散的查找</w:t>
-      </w:r>
-      <w:r>
-        <w:rPr>
-          <w:rFonts w:ascii="霞鹜文楷" w:eastAsia="霞鹜文楷" w:hAnsi="霞鹜文楷" w:hint="eastAsia"/>
-        </w:rPr>
-        <w:t>；非常易错点是不存在；难点P58和实验题目消化一下，都是难点【零部件</w:t>
-      </w:r>
-      <w:r>
-        <w:rPr>
-          <w:rFonts w:ascii="霞鹜文楷" w:eastAsia="霞鹜文楷" w:hAnsi="霞鹜文楷"/>
-        </w:rPr>
-        <w:t>—</w:t>
-      </w:r>
-      <w:r>
-        <w:rPr>
-          <w:rFonts w:ascii="霞鹜文楷" w:eastAsia="霞鹜文楷" w:hAnsi="霞鹜文楷" w:hint="eastAsia"/>
-        </w:rPr>
-        <w:t>厂商】，学会套路</w:t>
+        <w:t>唯一确定一行都是超级键；</w:t>
+      </w:r>
+      <w:r>
+        <w:rPr>
+          <w:rFonts w:ascii="霞鹜文楷" w:eastAsia="霞鹜文楷" w:hAnsi="霞鹜文楷" w:hint="eastAsia"/>
+          <w:b/>
+          <w:bCs/>
+        </w:rPr>
+        <w:t>Candidate key</w:t>
+      </w:r>
+      <w:r>
+        <w:rPr>
+          <w:rFonts w:ascii="霞鹜文楷" w:eastAsia="霞鹜文楷" w:hAnsi="霞鹜文楷" w:hint="eastAsia"/>
+        </w:rPr>
+        <w:t>（候选键）：最小化原则；</w:t>
+      </w:r>
+      <w:r>
+        <w:rPr>
+          <w:rFonts w:ascii="霞鹜文楷" w:eastAsia="霞鹜文楷" w:hAnsi="霞鹜文楷" w:hint="eastAsia"/>
+          <w:b/>
+          <w:bCs/>
+        </w:rPr>
+        <w:t>主键</w:t>
+      </w:r>
+      <w:r>
+        <w:rPr>
+          <w:rFonts w:ascii="霞鹜文楷" w:eastAsia="霞鹜文楷" w:hAnsi="霞鹜文楷" w:hint="eastAsia"/>
+        </w:rPr>
+        <w:t>：键值&amp;物理地址；</w:t>
+      </w:r>
+      <w:r>
+        <w:rPr>
+          <w:rFonts w:ascii="霞鹜文楷" w:eastAsia="霞鹜文楷" w:hAnsi="霞鹜文楷" w:hint="eastAsia"/>
+          <w:b/>
+          <w:bCs/>
+        </w:rPr>
+        <w:t>外键</w:t>
+      </w:r>
+      <w:r>
+        <w:rPr>
+          <w:rFonts w:ascii="霞鹜文楷" w:eastAsia="霞鹜文楷" w:hAnsi="霞鹜文楷" w:hint="eastAsia"/>
+        </w:rPr>
+        <w:t>：受约束，建立表间关联；</w:t>
+      </w:r>
+      <w:r>
+        <w:rPr>
+          <w:rFonts w:ascii="霞鹜文楷" w:eastAsia="霞鹜文楷" w:hAnsi="霞鹜文楷" w:hint="eastAsia"/>
+          <w:b/>
+          <w:bCs/>
+        </w:rPr>
+        <w:t>数据约束</w:t>
+      </w:r>
+      <w:r>
+        <w:rPr>
+          <w:rFonts w:ascii="霞鹜文楷" w:eastAsia="霞鹜文楷" w:hAnsi="霞鹜文楷" w:hint="eastAsia"/>
+        </w:rPr>
+        <w:t>：</w:t>
+      </w:r>
+      <w:r>
+        <w:rPr>
+          <w:rFonts w:ascii="霞鹜文楷" w:eastAsia="霞鹜文楷" w:hAnsi="霞鹜文楷" w:hint="eastAsia"/>
+        </w:rPr>
+        <w:t xml:space="preserve">几种约束 —— </w:t>
+      </w:r>
+      <w:r>
+        <w:rPr>
+          <w:rFonts w:ascii="霞鹜文楷" w:eastAsia="霞鹜文楷" w:hAnsi="霞鹜文楷" w:hint="eastAsia"/>
+          <w:b/>
+          <w:bCs/>
+          <w:color w:val="EE0000"/>
+        </w:rPr>
+        <w:t>知道意思就不用看了</w:t>
       </w:r>
     </w:p>
     <w:p>
@@ -352,37 +322,71 @@
           <w:b/>
           <w:bCs/>
         </w:rPr>
-        <w:t>4. SQL Advances</w:t>
-      </w:r>
-      <w:r>
-        <w:rPr>
-          <w:rFonts w:ascii="霞鹜文楷" w:eastAsia="霞鹜文楷" w:hAnsi="霞鹜文楷" w:hint="eastAsia"/>
-        </w:rPr>
-        <w:t>：重点在聚合函数，</w:t>
-      </w:r>
-      <w:r>
-        <w:rPr>
-          <w:rFonts w:ascii="霞鹜文楷" w:eastAsia="霞鹜文楷" w:hAnsi="霞鹜文楷" w:hint="eastAsia"/>
-        </w:rPr>
-        <w:t>条件聚合；GROUP BY；条件不要写where里，聚合函数的比较放在HAVING，</w:t>
-      </w:r>
-      <w:r>
-        <w:rPr>
-          <w:rFonts w:ascii="霞鹜文楷" w:eastAsia="霞鹜文楷" w:hAnsi="霞鹜文楷" w:hint="eastAsia"/>
-        </w:rPr>
-        <w:t>P15几道难题；后面是实验相关，过一遍</w:t>
-      </w:r>
-      <w:r>
-        <w:rPr>
-          <w:rFonts w:ascii="霞鹜文楷" w:eastAsia="霞鹜文楷" w:hAnsi="霞鹜文楷" w:hint="eastAsia"/>
-        </w:rPr>
-        <w:t>，视图</w:t>
-      </w:r>
-      <w:r>
-        <w:rPr>
-          <w:rFonts w:ascii="霞鹜文楷" w:eastAsia="霞鹜文楷" w:hAnsi="霞鹜文楷"/>
-        </w:rPr>
-        <w:t>…</w:t>
+        <w:t>3. SQL 基础</w:t>
+      </w:r>
+      <w:r>
+        <w:rPr>
+          <w:rFonts w:ascii="霞鹜文楷" w:eastAsia="霞鹜文楷" w:hAnsi="霞鹜文楷" w:hint="eastAsia"/>
+        </w:rPr>
+        <w:t>：</w:t>
+      </w:r>
+      <w:r>
+        <w:rPr>
+          <w:rFonts w:ascii="霞鹜文楷" w:eastAsia="霞鹜文楷" w:hAnsi="霞鹜文楷" w:hint="eastAsia"/>
+        </w:rPr>
+        <w:t>会用</w:t>
+      </w:r>
+      <w:r>
+        <w:rPr>
+          <w:rFonts w:ascii="霞鹜文楷" w:eastAsia="霞鹜文楷" w:hAnsi="霞鹜文楷" w:hint="eastAsia"/>
+        </w:rPr>
+        <w:t>！</w:t>
+      </w:r>
+      <w:r>
+        <w:rPr>
+          <w:rFonts w:ascii="霞鹜文楷" w:eastAsia="霞鹜文楷" w:hAnsi="霞鹜文楷" w:hint="eastAsia"/>
+        </w:rPr>
+        <w:t>like这些，前面基础要掌握，多表是难点，</w:t>
+      </w:r>
+      <w:r>
+        <w:rPr>
+          <w:rFonts w:ascii="霞鹜文楷" w:eastAsia="霞鹜文楷" w:hAnsi="霞鹜文楷" w:hint="eastAsia"/>
+          <w:b/>
+          <w:bCs/>
+        </w:rPr>
+        <w:t>一个是搜索，一个是连接，</w:t>
+      </w:r>
+      <w:r>
+        <w:rPr>
+          <w:rFonts w:ascii="霞鹜文楷" w:eastAsia="霞鹜文楷" w:hAnsi="霞鹜文楷" w:hint="eastAsia"/>
+          <w:b/>
+          <w:bCs/>
+        </w:rPr>
+        <w:t>嵌套查询可能更高效</w:t>
+      </w:r>
+      <w:r>
+        <w:rPr>
+          <w:rFonts w:ascii="霞鹜文楷" w:eastAsia="霞鹜文楷" w:hAnsi="霞鹜文楷" w:hint="eastAsia"/>
+        </w:rPr>
+        <w:t>，只说对错都一样，用最习惯的方法；自己跟自己joint；嵌套查询要注意 in 前和in 后要一致；相关性查询；操作符相关；PPT36页好多种写法，第53页相关性查询，存在意味着这是一个松散的查找</w:t>
+      </w:r>
+      <w:r>
+        <w:rPr>
+          <w:rFonts w:ascii="霞鹜文楷" w:eastAsia="霞鹜文楷" w:hAnsi="霞鹜文楷" w:hint="eastAsia"/>
+        </w:rPr>
+        <w:t>；非常易错点是不存在；难点P58和实验题目消化一下，都是难点【零部件</w:t>
+      </w:r>
+      <w:r>
+        <w:rPr>
+          <w:rFonts w:ascii="霞鹜文楷" w:eastAsia="霞鹜文楷" w:hAnsi="霞鹜文楷"/>
+        </w:rPr>
+        <w:t>—</w:t>
+      </w:r>
+      <w:r>
+        <w:rPr>
+          <w:rFonts w:ascii="霞鹜文楷" w:eastAsia="霞鹜文楷" w:hAnsi="霞鹜文楷" w:hint="eastAsia"/>
+        </w:rPr>
+        <w:t>厂商】，学会套路</w:t>
       </w:r>
     </w:p>
     <w:p>
@@ -397,122 +401,37 @@
           <w:b/>
           <w:bCs/>
         </w:rPr>
-        <w:t xml:space="preserve">5. </w:t>
-      </w:r>
-      <w:r>
-        <w:rPr>
-          <w:rFonts w:ascii="霞鹜文楷" w:eastAsia="霞鹜文楷" w:hAnsi="霞鹜文楷" w:hint="eastAsia"/>
-          <w:b/>
-          <w:bCs/>
-        </w:rPr>
-        <w:t>关系代数</w:t>
-      </w:r>
-      <w:r>
-        <w:rPr>
-          <w:rFonts w:ascii="霞鹜文楷" w:eastAsia="霞鹜文楷" w:hAnsi="霞鹜文楷" w:hint="eastAsia"/>
-        </w:rPr>
-        <w:t>：SQL和关系代数最主要是做题，实验题目和PPT认真做一遍，涵盖了这些知识点，SQL能实现，关系代数也要会实现，知道关系代数每个符号的意思和组</w:t>
-      </w:r>
-      <w:r>
-        <w:rPr>
-          <w:rFonts w:ascii="霞鹜文楷" w:eastAsia="霞鹜文楷" w:hAnsi="霞鹜文楷" w:hint="eastAsia"/>
-        </w:rPr>
-        <w:lastRenderedPageBreak/>
-        <w:t>合，比如join的区别是什么，</w:t>
-      </w:r>
-      <w:r>
-        <w:rPr>
-          <w:rFonts w:ascii="Apple Color Emoji" w:eastAsia="霞鹜文楷" w:hAnsi="Apple Color Emoji" w:cs="Apple Color Emoji" w:hint="eastAsia"/>
-        </w:rPr>
-        <w:t>✖</w:t>
-      </w:r>
-      <w:r>
-        <w:rPr>
-          <w:rFonts w:ascii="Apple Color Emoji" w:eastAsia="霞鹜文楷" w:hAnsi="Apple Color Emoji" w:cs="Apple Color Emoji" w:hint="eastAsia"/>
-        </w:rPr>
-        <w:t>️</w:t>
-      </w:r>
-      <w:r>
-        <w:rPr>
-          <w:rFonts w:ascii="Cambria" w:eastAsia="霞鹜文楷" w:hAnsi="Cambria" w:cs="Cambria" w:hint="eastAsia"/>
-        </w:rPr>
-        <w:t>是笛卡尔积，</w:t>
-      </w:r>
-      <w:r>
-        <w:rPr>
-          <w:rFonts w:ascii="霞鹜文楷" w:eastAsia="霞鹜文楷" w:hAnsi="霞鹜文楷" w:hint="eastAsia"/>
-        </w:rPr>
-        <w:t>∞是自然连接，对笛卡尔集的部分做一个相等搜索；复习复习！</w:t>
-      </w:r>
-      <w:r>
-        <w:rPr>
-          <w:rFonts w:ascii="霞鹜文楷" w:eastAsia="霞鹜文楷" w:hAnsi="霞鹜文楷" w:hint="eastAsia"/>
-        </w:rPr>
-        <w:t>记忆记忆！</w:t>
-      </w:r>
-      <w:r>
-        <w:rPr>
-          <w:rFonts w:ascii="霞鹜文楷" w:eastAsia="霞鹜文楷" w:hAnsi="霞鹜文楷" w:hint="eastAsia"/>
-        </w:rPr>
-        <w:t>左连接右连接</w:t>
-      </w:r>
-      <w:r>
-        <w:rPr>
-          <w:rFonts w:ascii="霞鹜文楷" w:eastAsia="霞鹜文楷" w:hAnsi="霞鹜文楷" w:hint="eastAsia"/>
-        </w:rPr>
-        <w:t>全连接</w:t>
-      </w:r>
-      <w:r>
-        <w:rPr>
-          <w:rFonts w:ascii="霞鹜文楷" w:eastAsia="霞鹜文楷" w:hAnsi="霞鹜文楷" w:hint="eastAsia"/>
-        </w:rPr>
-        <w:t>主要是</w:t>
-      </w:r>
-      <w:r>
-        <w:rPr>
-          <w:rFonts w:ascii="霞鹜文楷" w:eastAsia="霞鹜文楷" w:hAnsi="霞鹜文楷" w:hint="eastAsia"/>
-        </w:rPr>
-        <w:t>把没有参与的条件也显示出来，知识点</w:t>
-      </w:r>
-      <w:r>
-        <w:rPr>
-          <w:rFonts w:ascii="霞鹜文楷" w:eastAsia="霞鹜文楷" w:hAnsi="霞鹜文楷"/>
-        </w:rPr>
-        <w:t xml:space="preserve"> dangling tuples</w:t>
-      </w:r>
-      <w:r>
-        <w:rPr>
-          <w:rFonts w:ascii="霞鹜文楷" w:eastAsia="霞鹜文楷" w:hAnsi="霞鹜文楷" w:hint="eastAsia"/>
-        </w:rPr>
-        <w:t xml:space="preserve"> 悬空记录</w:t>
-      </w:r>
-      <w:r>
-        <w:rPr>
-          <w:rFonts w:ascii="霞鹜文楷" w:eastAsia="霞鹜文楷" w:hAnsi="霞鹜文楷" w:hint="eastAsia"/>
-        </w:rPr>
-        <w:t>；最难的是除法问题，关系代数怎么写SQL怎么写都要会！</w:t>
-      </w:r>
-      <w:r>
-        <w:rPr>
-          <w:rFonts w:ascii="霞鹜文楷" w:eastAsia="霞鹜文楷" w:hAnsi="霞鹜文楷" w:hint="eastAsia"/>
-          <w:b/>
-          <w:bCs/>
-        </w:rPr>
-        <w:t>P35</w:t>
-      </w:r>
-      <w:r>
-        <w:rPr>
-          <w:rFonts w:ascii="霞鹜文楷" w:eastAsia="霞鹜文楷" w:hAnsi="霞鹜文楷" w:hint="eastAsia"/>
-          <w:b/>
-          <w:bCs/>
-        </w:rPr>
-        <w:t xml:space="preserve"> </w:t>
-      </w:r>
-      <w:r>
-        <w:rPr>
-          <w:rFonts w:ascii="霞鹜文楷" w:eastAsia="霞鹜文楷" w:hAnsi="霞鹜文楷" w:hint="eastAsia"/>
-        </w:rPr>
-        <w:t>复习就是做题！</w:t>
+        <w:t>4. SQL Advances</w:t>
+      </w:r>
+      <w:r>
+        <w:rPr>
+          <w:rFonts w:ascii="霞鹜文楷" w:eastAsia="霞鹜文楷" w:hAnsi="霞鹜文楷" w:hint="eastAsia"/>
+        </w:rPr>
+        <w:t>：重点在聚合函数，</w:t>
+      </w:r>
+      <w:r>
+        <w:rPr>
+          <w:rFonts w:ascii="霞鹜文楷" w:eastAsia="霞鹜文楷" w:hAnsi="霞鹜文楷" w:hint="eastAsia"/>
+        </w:rPr>
+        <w:t>条件聚合；GROUP BY；条件不要写where里，聚合函数的比较放在HAVING，</w:t>
+      </w:r>
+      <w:r>
+        <w:rPr>
+          <w:rFonts w:ascii="霞鹜文楷" w:eastAsia="霞鹜文楷" w:hAnsi="霞鹜文楷" w:hint="eastAsia"/>
+        </w:rPr>
+        <w:t>P15几道难题；后面是实验相关，过一遍</w:t>
+      </w:r>
+      <w:r>
+        <w:rPr>
+          <w:rFonts w:ascii="霞鹜文楷" w:eastAsia="霞鹜文楷" w:hAnsi="霞鹜文楷" w:hint="eastAsia"/>
+        </w:rPr>
+        <w:t>，视图</w:t>
+      </w:r>
+      <w:r>
+        <w:rPr>
+          <w:rFonts w:ascii="霞鹜文楷" w:eastAsia="霞鹜文楷" w:hAnsi="霞鹜文楷"/>
+        </w:rPr>
+        <w:t>…</w:t>
       </w:r>
     </w:p>
     <w:p>
@@ -524,8 +443,167 @@
       <w:r>
         <w:rPr>
           <w:rFonts w:ascii="霞鹜文楷" w:eastAsia="霞鹜文楷" w:hAnsi="霞鹜文楷" w:hint="eastAsia"/>
-        </w:rPr>
-        <w:t>【前面就是做题】</w:t>
+          <w:b/>
+          <w:bCs/>
+        </w:rPr>
+        <w:t xml:space="preserve">5. </w:t>
+      </w:r>
+      <w:r>
+        <w:rPr>
+          <w:rFonts w:ascii="霞鹜文楷" w:eastAsia="霞鹜文楷" w:hAnsi="霞鹜文楷" w:hint="eastAsia"/>
+          <w:b/>
+          <w:bCs/>
+        </w:rPr>
+        <w:t>关系代数</w:t>
+      </w:r>
+      <w:r>
+        <w:rPr>
+          <w:rFonts w:ascii="霞鹜文楷" w:eastAsia="霞鹜文楷" w:hAnsi="霞鹜文楷" w:hint="eastAsia"/>
+        </w:rPr>
+        <w:t>：SQL和关系代数最主要是做题，</w:t>
+      </w:r>
+      <w:r>
+        <w:rPr>
+          <w:rFonts w:ascii="霞鹜文楷" w:eastAsia="霞鹜文楷" w:hAnsi="霞鹜文楷" w:hint="eastAsia"/>
+          <w:b/>
+          <w:bCs/>
+        </w:rPr>
+        <w:t>实验题目和PPT认真做一遍</w:t>
+      </w:r>
+      <w:r>
+        <w:rPr>
+          <w:rFonts w:ascii="霞鹜文楷" w:eastAsia="霞鹜文楷" w:hAnsi="霞鹜文楷" w:hint="eastAsia"/>
+        </w:rPr>
+        <w:t>，涵盖了</w:t>
+      </w:r>
+      <w:r>
+        <w:rPr>
+          <w:rFonts w:ascii="霞鹜文楷" w:eastAsia="霞鹜文楷" w:hAnsi="霞鹜文楷" w:hint="eastAsia"/>
+        </w:rPr>
+        <w:lastRenderedPageBreak/>
+        <w:t>这些知识点，SQL能实现，关系代数也要会实现，知道关系代数每个符号的意思和组合，比如join的区别是什么，</w:t>
+      </w:r>
+      <w:r>
+        <w:rPr>
+          <w:rFonts w:ascii="Apple Color Emoji" w:eastAsia="霞鹜文楷" w:hAnsi="Apple Color Emoji" w:cs="Apple Color Emoji" w:hint="eastAsia"/>
+          <w:b/>
+          <w:bCs/>
+        </w:rPr>
+        <w:t>✖</w:t>
+      </w:r>
+      <w:r>
+        <w:rPr>
+          <w:rFonts w:ascii="Apple Color Emoji" w:eastAsia="霞鹜文楷" w:hAnsi="Apple Color Emoji" w:cs="Apple Color Emoji" w:hint="eastAsia"/>
+          <w:b/>
+          <w:bCs/>
+        </w:rPr>
+        <w:t>️</w:t>
+      </w:r>
+      <w:r>
+        <w:rPr>
+          <w:rFonts w:ascii="Cambria" w:eastAsia="霞鹜文楷" w:hAnsi="Cambria" w:cs="Cambria" w:hint="eastAsia"/>
+          <w:b/>
+          <w:bCs/>
+        </w:rPr>
+        <w:t>是笛卡尔积，</w:t>
+      </w:r>
+      <w:r>
+        <w:rPr>
+          <w:rFonts w:ascii="霞鹜文楷" w:eastAsia="霞鹜文楷" w:hAnsi="霞鹜文楷" w:hint="eastAsia"/>
+          <w:b/>
+          <w:bCs/>
+        </w:rPr>
+        <w:t>∞是自然连接</w:t>
+      </w:r>
+      <w:r>
+        <w:rPr>
+          <w:rFonts w:ascii="霞鹜文楷" w:eastAsia="霞鹜文楷" w:hAnsi="霞鹜文楷" w:hint="eastAsia"/>
+        </w:rPr>
+        <w:t>，</w:t>
+      </w:r>
+      <w:r>
+        <w:rPr>
+          <w:rFonts w:ascii="霞鹜文楷" w:eastAsia="霞鹜文楷" w:hAnsi="霞鹜文楷" w:hint="eastAsia"/>
+          <w:b/>
+          <w:bCs/>
+        </w:rPr>
+        <w:t>对笛卡尔集的部分做一个相等搜</w:t>
+      </w:r>
+      <w:r>
+        <w:rPr>
+          <w:rFonts w:ascii="霞鹜文楷" w:eastAsia="霞鹜文楷" w:hAnsi="霞鹜文楷" w:hint="eastAsia"/>
+        </w:rPr>
+        <w:t>索；复习复习！</w:t>
+      </w:r>
+      <w:r>
+        <w:rPr>
+          <w:rFonts w:ascii="霞鹜文楷" w:eastAsia="霞鹜文楷" w:hAnsi="霞鹜文楷" w:hint="eastAsia"/>
+        </w:rPr>
+        <w:t>记忆记忆！</w:t>
+      </w:r>
+      <w:r>
+        <w:rPr>
+          <w:rFonts w:ascii="霞鹜文楷" w:eastAsia="霞鹜文楷" w:hAnsi="霞鹜文楷" w:hint="eastAsia"/>
+        </w:rPr>
+        <w:t>左连接右连接</w:t>
+      </w:r>
+      <w:r>
+        <w:rPr>
+          <w:rFonts w:ascii="霞鹜文楷" w:eastAsia="霞鹜文楷" w:hAnsi="霞鹜文楷" w:hint="eastAsia"/>
+        </w:rPr>
+        <w:t>全连接</w:t>
+      </w:r>
+      <w:r>
+        <w:rPr>
+          <w:rFonts w:ascii="霞鹜文楷" w:eastAsia="霞鹜文楷" w:hAnsi="霞鹜文楷" w:hint="eastAsia"/>
+        </w:rPr>
+        <w:t>主要是</w:t>
+      </w:r>
+      <w:r>
+        <w:rPr>
+          <w:rFonts w:ascii="霞鹜文楷" w:eastAsia="霞鹜文楷" w:hAnsi="霞鹜文楷" w:hint="eastAsia"/>
+        </w:rPr>
+        <w:t>把没有参与的条件也显示出来，知识点</w:t>
+      </w:r>
+      <w:r>
+        <w:rPr>
+          <w:rFonts w:ascii="霞鹜文楷" w:eastAsia="霞鹜文楷" w:hAnsi="霞鹜文楷"/>
+        </w:rPr>
+        <w:t xml:space="preserve"> dangling tuples</w:t>
+      </w:r>
+      <w:r>
+        <w:rPr>
+          <w:rFonts w:ascii="霞鹜文楷" w:eastAsia="霞鹜文楷" w:hAnsi="霞鹜文楷" w:hint="eastAsia"/>
+        </w:rPr>
+        <w:t xml:space="preserve"> 悬空记录</w:t>
+      </w:r>
+      <w:r>
+        <w:rPr>
+          <w:rFonts w:ascii="霞鹜文楷" w:eastAsia="霞鹜文楷" w:hAnsi="霞鹜文楷" w:hint="eastAsia"/>
+        </w:rPr>
+        <w:t>；最难的是除法问题，关系代数怎么写SQL怎么写都要会！</w:t>
+      </w:r>
+      <w:r>
+        <w:rPr>
+          <w:rFonts w:ascii="霞鹜文楷" w:eastAsia="霞鹜文楷" w:hAnsi="霞鹜文楷" w:hint="eastAsia"/>
+          <w:b/>
+          <w:bCs/>
+        </w:rPr>
+        <w:t>P35</w:t>
+      </w:r>
+      <w:r>
+        <w:rPr>
+          <w:rFonts w:ascii="霞鹜文楷" w:eastAsia="霞鹜文楷" w:hAnsi="霞鹜文楷" w:hint="eastAsia"/>
+          <w:b/>
+          <w:bCs/>
+        </w:rPr>
+        <w:t xml:space="preserve"> </w:t>
+      </w:r>
+      <w:r>
+        <w:rPr>
+          <w:rFonts w:ascii="霞鹜文楷" w:eastAsia="霞鹜文楷" w:hAnsi="霞鹜文楷" w:hint="eastAsia"/>
+        </w:rPr>
+        <w:t>复习就是做题！</w:t>
       </w:r>
     </w:p>
     <w:p>
@@ -537,16 +615,8 @@
       <w:r>
         <w:rPr>
           <w:rFonts w:ascii="霞鹜文楷" w:eastAsia="霞鹜文楷" w:hAnsi="霞鹜文楷" w:hint="eastAsia"/>
-          <w:b/>
-          <w:bCs/>
-        </w:rPr>
-        <w:t>6. 函数依赖引言</w:t>
-      </w:r>
-      <w:r>
-        <w:rPr>
-          <w:rFonts w:ascii="霞鹜文楷" w:eastAsia="霞鹜文楷" w:hAnsi="霞鹜文楷" w:hint="eastAsia"/>
-        </w:rPr>
-        <w:t>：过一遍</w:t>
+        </w:rPr>
+        <w:t>【前面就是做题】</w:t>
       </w:r>
     </w:p>
     <w:p>
@@ -561,61 +631,20 @@
           <w:b/>
           <w:bCs/>
         </w:rPr>
-        <w:t>7．关系理论</w:t>
-      </w:r>
-      <w:r>
-        <w:rPr>
-          <w:rFonts w:ascii="霞鹜文楷" w:eastAsia="霞鹜文楷" w:hAnsi="霞鹜文楷" w:hint="eastAsia"/>
-        </w:rPr>
-        <w:t>：很重要，很多的东西，函数依赖观念，阿姆斯特朗定理</w:t>
-      </w:r>
-      <w:r>
-        <w:rPr>
-          <w:rFonts w:ascii="霞鹜文楷" w:eastAsia="霞鹜文楷" w:hAnsi="霞鹜文楷" w:hint="eastAsia"/>
-        </w:rPr>
-        <w:t>，P16每个都要会</w:t>
-      </w:r>
-      <w:r>
-        <w:rPr>
-          <w:rFonts w:ascii="霞鹜文楷" w:eastAsia="霞鹜文楷" w:hAnsi="霞鹜文楷" w:hint="eastAsia"/>
-        </w:rPr>
-        <w:t>，概念真的要过一下，平凡函数依赖</w:t>
-      </w:r>
-      <w:r>
-        <w:rPr>
-          <w:rFonts w:ascii="霞鹜文楷" w:eastAsia="霞鹜文楷" w:hAnsi="霞鹜文楷" w:hint="eastAsia"/>
-        </w:rPr>
-        <w:t>；最重要找出candidate key，全部列出or画图，只有出射没有入射的点一定是，</w:t>
-      </w:r>
-      <w:r>
-        <w:rPr>
-          <w:rFonts w:ascii="霞鹜文楷" w:eastAsia="霞鹜文楷" w:hAnsi="霞鹜文楷" w:hint="eastAsia"/>
-        </w:rPr>
-        <w:t>掌握了就做题，P</w:t>
-      </w:r>
-      <w:r>
-        <w:rPr>
-          <w:rFonts w:ascii="霞鹜文楷" w:eastAsia="霞鹜文楷" w:hAnsi="霞鹜文楷" w:hint="eastAsia"/>
-        </w:rPr>
-        <w:t>69-</w:t>
-      </w:r>
-      <w:r>
-        <w:rPr>
-          <w:rFonts w:ascii="霞鹜文楷" w:eastAsia="霞鹜文楷" w:hAnsi="霞鹜文楷" w:hint="eastAsia"/>
-        </w:rPr>
-        <w:t>70</w:t>
-      </w:r>
-      <w:r>
-        <w:rPr>
-          <w:rFonts w:ascii="霞鹜文楷" w:eastAsia="霞鹜文楷" w:hAnsi="霞鹜文楷" w:hint="eastAsia"/>
-        </w:rPr>
-        <w:t>，blackboard的例子也做一下</w:t>
+        <w:t>6. 函数依赖引言</w:t>
+      </w:r>
+      <w:r>
+        <w:rPr>
+          <w:rFonts w:ascii="霞鹜文楷" w:eastAsia="霞鹜文楷" w:hAnsi="霞鹜文楷" w:hint="eastAsia"/>
+        </w:rPr>
+        <w:t>：过一遍</w:t>
       </w:r>
     </w:p>
     <w:p>
       <w:pPr>
         <w:rPr>
           <w:rFonts w:ascii="霞鹜文楷" w:eastAsia="霞鹜文楷" w:hAnsi="霞鹜文楷"/>
+          <w:highlight w:val="yellow"/>
         </w:rPr>
       </w:pPr>
       <w:r>
@@ -623,54 +652,65 @@
           <w:rFonts w:ascii="霞鹜文楷" w:eastAsia="霞鹜文楷" w:hAnsi="霞鹜文楷" w:hint="eastAsia"/>
           <w:b/>
           <w:bCs/>
-        </w:rPr>
-        <w:t xml:space="preserve">8. </w:t>
-      </w:r>
-      <w:r>
-        <w:rPr>
-          <w:rFonts w:ascii="霞鹜文楷" w:eastAsia="霞鹜文楷" w:hAnsi="霞鹜文楷" w:hint="eastAsia"/>
-          <w:b/>
-          <w:bCs/>
-        </w:rPr>
-        <w:t>范式</w:t>
-      </w:r>
-      <w:r>
-        <w:rPr>
-          <w:rFonts w:ascii="霞鹜文楷" w:eastAsia="霞鹜文楷" w:hAnsi="霞鹜文楷" w:hint="eastAsia"/>
-        </w:rPr>
-        <w:t>：</w:t>
-      </w:r>
-      <w:r>
-        <w:rPr>
-          <w:rFonts w:ascii="霞鹜文楷" w:eastAsia="霞鹜文楷" w:hAnsi="霞鹜文楷" w:hint="eastAsia"/>
-          <w:b/>
-          <w:bCs/>
-        </w:rPr>
-        <w:t>定义</w:t>
-      </w:r>
-      <w:r>
-        <w:rPr>
-          <w:rFonts w:ascii="霞鹜文楷" w:eastAsia="霞鹜文楷" w:hAnsi="霞鹜文楷" w:hint="eastAsia"/>
-        </w:rPr>
-        <w:t>是一种规则，只要搞清楚1NF，</w:t>
-      </w:r>
-      <w:r>
-        <w:rPr>
-          <w:rFonts w:ascii="霞鹜文楷" w:eastAsia="霞鹜文楷" w:hAnsi="霞鹜文楷" w:hint="eastAsia"/>
-        </w:rPr>
-        <w:t>2NF，3NF，BCNF范式，记住课件方框部分，最重要的是两个算法，非常非常重要</w:t>
-      </w:r>
-      <w:r>
-        <w:rPr>
-          <w:rFonts w:ascii="霞鹜文楷" w:eastAsia="霞鹜文楷" w:hAnsi="霞鹜文楷" w:hint="eastAsia"/>
-        </w:rPr>
-        <w:t>，算一个minimal cover，要会算，计算方法看一遍，</w:t>
-      </w:r>
-      <w:r>
-        <w:rPr>
-          <w:rFonts w:ascii="霞鹜文楷" w:eastAsia="霞鹜文楷" w:hAnsi="霞鹜文楷" w:hint="eastAsia"/>
-        </w:rPr>
-        <w:t>P15，P18-19</w:t>
+          <w:highlight w:val="yellow"/>
+        </w:rPr>
+        <w:t>7．关系理论</w:t>
+      </w:r>
+      <w:r>
+        <w:rPr>
+          <w:rFonts w:ascii="霞鹜文楷" w:eastAsia="霞鹜文楷" w:hAnsi="霞鹜文楷" w:hint="eastAsia"/>
+          <w:highlight w:val="yellow"/>
+        </w:rPr>
+        <w:t>：很重要，很多的东西，函数依赖观念，阿姆斯特朗定理</w:t>
+      </w:r>
+      <w:r>
+        <w:rPr>
+          <w:rFonts w:ascii="霞鹜文楷" w:eastAsia="霞鹜文楷" w:hAnsi="霞鹜文楷" w:hint="eastAsia"/>
+          <w:highlight w:val="yellow"/>
+        </w:rPr>
+        <w:t>，P16每个都要会</w:t>
+      </w:r>
+      <w:r>
+        <w:rPr>
+          <w:rFonts w:ascii="霞鹜文楷" w:eastAsia="霞鹜文楷" w:hAnsi="霞鹜文楷" w:hint="eastAsia"/>
+          <w:highlight w:val="yellow"/>
+        </w:rPr>
+        <w:t>，概念真的要过一下，平凡函数依赖</w:t>
+      </w:r>
+      <w:r>
+        <w:rPr>
+          <w:rFonts w:ascii="霞鹜文楷" w:eastAsia="霞鹜文楷" w:hAnsi="霞鹜文楷" w:hint="eastAsia"/>
+          <w:highlight w:val="yellow"/>
+        </w:rPr>
+        <w:t>；最重要找出candidate key，全部列出or画图，只有出射没有入射的点一定是，</w:t>
+      </w:r>
+      <w:r>
+        <w:rPr>
+          <w:rFonts w:ascii="霞鹜文楷" w:eastAsia="霞鹜文楷" w:hAnsi="霞鹜文楷" w:hint="eastAsia"/>
+          <w:highlight w:val="yellow"/>
+        </w:rPr>
+        <w:t>掌握了就做题，P</w:t>
+      </w:r>
+      <w:r>
+        <w:rPr>
+          <w:rFonts w:ascii="霞鹜文楷" w:eastAsia="霞鹜文楷" w:hAnsi="霞鹜文楷" w:hint="eastAsia"/>
+          <w:highlight w:val="yellow"/>
+        </w:rPr>
+        <w:t>69-</w:t>
+      </w:r>
+      <w:r>
+        <w:rPr>
+          <w:rFonts w:ascii="霞鹜文楷" w:eastAsia="霞鹜文楷" w:hAnsi="霞鹜文楷" w:hint="eastAsia"/>
+          <w:highlight w:val="yellow"/>
+        </w:rPr>
+        <w:t>70</w:t>
+      </w:r>
+      <w:r>
+        <w:rPr>
+          <w:rFonts w:ascii="霞鹜文楷" w:eastAsia="霞鹜文楷" w:hAnsi="霞鹜文楷" w:hint="eastAsia"/>
+          <w:highlight w:val="yellow"/>
+        </w:rPr>
+        <w:t>，blackboard的例子也做一下</w:t>
       </w:r>
     </w:p>
     <w:p>
@@ -684,32 +724,62 @@
           <w:rFonts w:ascii="霞鹜文楷" w:eastAsia="霞鹜文楷" w:hAnsi="霞鹜文楷" w:hint="eastAsia"/>
           <w:b/>
           <w:bCs/>
-        </w:rPr>
-        <w:t>9. ER modeling</w:t>
-      </w:r>
-      <w:r>
-        <w:rPr>
-          <w:rFonts w:ascii="霞鹜文楷" w:eastAsia="霞鹜文楷" w:hAnsi="霞鹜文楷" w:hint="eastAsia"/>
+          <w:highlight w:val="yellow"/>
+        </w:rPr>
+        <w:t xml:space="preserve">8. </w:t>
+      </w:r>
+      <w:r>
+        <w:rPr>
+          <w:rFonts w:ascii="霞鹜文楷" w:eastAsia="霞鹜文楷" w:hAnsi="霞鹜文楷" w:hint="eastAsia"/>
+          <w:b/>
+          <w:bCs/>
+          <w:highlight w:val="yellow"/>
+        </w:rPr>
+        <w:t>范式</w:t>
+      </w:r>
+      <w:r>
+        <w:rPr>
+          <w:rFonts w:ascii="霞鹜文楷" w:eastAsia="霞鹜文楷" w:hAnsi="霞鹜文楷" w:hint="eastAsia"/>
+          <w:highlight w:val="yellow"/>
         </w:rPr>
         <w:t>：</w:t>
       </w:r>
       <w:r>
         <w:rPr>
           <w:rFonts w:ascii="霞鹜文楷" w:eastAsia="霞鹜文楷" w:hAnsi="霞鹜文楷" w:hint="eastAsia"/>
-        </w:rPr>
-        <w:t>记住一点：画图好画，但是转关系表不一定</w:t>
-      </w:r>
-      <w:r>
-        <w:rPr>
-          <w:rFonts w:ascii="霞鹜文楷" w:eastAsia="霞鹜文楷" w:hAnsi="霞鹜文楷" w:hint="eastAsia"/>
-        </w:rPr>
-        <w:t>转对；记住怎么画，一对多，多对多要画到图里；复习就是做题，最后的这道题</w:t>
-      </w:r>
-      <w:r>
-        <w:rPr>
-          <w:rFonts w:ascii="霞鹜文楷" w:eastAsia="霞鹜文楷" w:hAnsi="霞鹜文楷" w:hint="eastAsia"/>
-        </w:rPr>
-        <w:t>；背规则，所有的关系多对多要单独建表</w:t>
+          <w:b/>
+          <w:bCs/>
+          <w:highlight w:val="yellow"/>
+        </w:rPr>
+        <w:t>定义</w:t>
+      </w:r>
+      <w:r>
+        <w:rPr>
+          <w:rFonts w:ascii="霞鹜文楷" w:eastAsia="霞鹜文楷" w:hAnsi="霞鹜文楷" w:hint="eastAsia"/>
+          <w:highlight w:val="yellow"/>
+        </w:rPr>
+        <w:t>是一种规则，只要搞清楚1NF，</w:t>
+      </w:r>
+      <w:r>
+        <w:rPr>
+          <w:rFonts w:ascii="霞鹜文楷" w:eastAsia="霞鹜文楷" w:hAnsi="霞鹜文楷" w:hint="eastAsia"/>
+          <w:highlight w:val="yellow"/>
+        </w:rPr>
+        <w:t>2NF，3NF，BCNF范式，记住课件方框部分，最重要的是两个算法，非常非常重要</w:t>
+      </w:r>
+      <w:r>
+        <w:rPr>
+          <w:rFonts w:ascii="霞鹜文楷" w:eastAsia="霞鹜文楷" w:hAnsi="霞鹜文楷" w:hint="eastAsia"/>
+          <w:highlight w:val="yellow"/>
+        </w:rPr>
+        <w:t>，算一个minimal cover，要会算，计算方法看一遍，</w:t>
+      </w:r>
+      <w:r>
+        <w:rPr>
+          <w:rFonts w:ascii="霞鹜文楷" w:eastAsia="霞鹜文楷" w:hAnsi="霞鹜文楷" w:hint="eastAsia"/>
+          <w:highlight w:val="yellow"/>
+        </w:rPr>
+        <w:t>P15，P18-19</w:t>
       </w:r>
     </w:p>
     <w:p>
@@ -724,7 +794,7 @@
           <w:b/>
           <w:bCs/>
         </w:rPr>
-        <w:t>10. 数据管理</w:t>
+        <w:t>9. ER modeling</w:t>
       </w:r>
       <w:r>
         <w:rPr>
@@ -736,39 +806,78 @@
         <w:rPr>
           <w:rFonts w:ascii="霞鹜文楷" w:eastAsia="霞鹜文楷" w:hAnsi="霞鹜文楷" w:hint="eastAsia"/>
         </w:rPr>
-        <w:t>调度一定要知道什么叫串行，并发是一个很重要的知识点</w:t>
-      </w:r>
-      <w:r>
-        <w:rPr>
-          <w:rFonts w:ascii="霞鹜文楷" w:eastAsia="霞鹜文楷" w:hAnsi="霞鹜文楷" w:hint="eastAsia"/>
-        </w:rPr>
-        <w:t>；这一章梳理整体的逻辑，后面比较难的一点是上锁，2PL，目的就是等价于可串行化，使得并发不出错，仔细思考一下</w:t>
-      </w:r>
-      <w:r>
-        <w:rPr>
-          <w:rFonts w:ascii="霞鹜文楷" w:eastAsia="霞鹜文楷" w:hAnsi="霞鹜文楷"/>
-        </w:rPr>
-        <w:br/>
-      </w:r>
-      <w:r>
-        <w:rPr>
-          <w:rFonts w:ascii="霞鹜文楷" w:eastAsia="霞鹜文楷" w:hAnsi="霞鹜文楷" w:hint="eastAsia"/>
-          <w:b/>
-          <w:bCs/>
-        </w:rPr>
-        <w:t>11. 索引</w:t>
-      </w:r>
-      <w:r>
-        <w:rPr>
-          <w:rFonts w:ascii="霞鹜文楷" w:eastAsia="霞鹜文楷" w:hAnsi="霞鹜文楷" w:hint="eastAsia"/>
-        </w:rPr>
-        <w:t>：B+树 所有操作，怎么建索引，怎么选主索引</w:t>
+        <w:t>记住一点：画图好画，但是转关系表不一定</w:t>
+      </w:r>
+      <w:r>
+        <w:rPr>
+          <w:rFonts w:ascii="霞鹜文楷" w:eastAsia="霞鹜文楷" w:hAnsi="霞鹜文楷" w:hint="eastAsia"/>
+        </w:rPr>
+        <w:t>转对；记住怎么画，一对多，多对多要画到图里；复习就是做题，最后的这道题</w:t>
+      </w:r>
+      <w:r>
+        <w:rPr>
+          <w:rFonts w:ascii="霞鹜文楷" w:eastAsia="霞鹜文楷" w:hAnsi="霞鹜文楷" w:hint="eastAsia"/>
+        </w:rPr>
+        <w:t>；背规则，所有的关系多对多要单独建表</w:t>
       </w:r>
     </w:p>
     <w:p>
       <w:pPr>
         <w:rPr>
-          <w:rFonts w:ascii="霞鹜文楷" w:eastAsia="霞鹜文楷" w:hAnsi="霞鹜文楷" w:hint="eastAsia"/>
+          <w:rFonts w:ascii="霞鹜文楷" w:eastAsia="霞鹜文楷" w:hAnsi="霞鹜文楷"/>
+        </w:rPr>
+      </w:pPr>
+      <w:r>
+        <w:rPr>
+          <w:rFonts w:ascii="霞鹜文楷" w:eastAsia="霞鹜文楷" w:hAnsi="霞鹜文楷" w:hint="eastAsia"/>
+          <w:b/>
+          <w:bCs/>
+        </w:rPr>
+        <w:t>10. 数据管理</w:t>
+      </w:r>
+      <w:r>
+        <w:rPr>
+          <w:rFonts w:ascii="霞鹜文楷" w:eastAsia="霞鹜文楷" w:hAnsi="霞鹜文楷" w:hint="eastAsia"/>
+        </w:rPr>
+        <w:t>：</w:t>
+      </w:r>
+      <w:r>
+        <w:rPr>
+          <w:rFonts w:ascii="霞鹜文楷" w:eastAsia="霞鹜文楷" w:hAnsi="霞鹜文楷" w:hint="eastAsia"/>
+        </w:rPr>
+        <w:t>调度一定要知道什么叫串行，并发是一个很重要的知识点</w:t>
+      </w:r>
+      <w:r>
+        <w:rPr>
+          <w:rFonts w:ascii="霞鹜文楷" w:eastAsia="霞鹜文楷" w:hAnsi="霞鹜文楷" w:hint="eastAsia"/>
+        </w:rPr>
+        <w:t>；这一章梳理整体的逻辑，后面比较难的一点是上锁，2PL，目的就是等价于可串行化，使得并发不出错，仔细思考一下</w:t>
+      </w:r>
+      <w:r>
+        <w:rPr>
+          <w:rFonts w:ascii="霞鹜文楷" w:eastAsia="霞鹜文楷" w:hAnsi="霞鹜文楷"/>
+        </w:rPr>
+        <w:br/>
+      </w:r>
+      <w:r>
+        <w:rPr>
+          <w:rFonts w:ascii="霞鹜文楷" w:eastAsia="霞鹜文楷" w:hAnsi="霞鹜文楷" w:hint="eastAsia"/>
+          <w:b/>
+          <w:bCs/>
+        </w:rPr>
+        <w:t>11. 索引</w:t>
+      </w:r>
+      <w:r>
+        <w:rPr>
+          <w:rFonts w:ascii="霞鹜文楷" w:eastAsia="霞鹜文楷" w:hAnsi="霞鹜文楷" w:hint="eastAsia"/>
+        </w:rPr>
+        <w:t>：B+树 所有操作，怎么建索引，怎么选主索引</w:t>
+      </w:r>
+    </w:p>
+    <w:p>
+      <w:pPr>
+        <w:rPr>
+          <w:rFonts w:ascii="霞鹜文楷" w:eastAsia="霞鹜文楷" w:hAnsi="霞鹜文楷"/>
         </w:rPr>
       </w:pPr>
       <w:r>
